--- a/서울굿즈_일원화_미팅정리_초안.docx
+++ b/서울굿즈_일원화_미팅정리_초안.docx
@@ -8,6 +8,11 @@
           <w:b/>
         </w:rPr>
         <w:t>서울굿즈 업무 일원화 관련 홍보기획관 미팅 정리 (초안)</w:t>
+      </w:r>
+    </w:p>
+    <w:p>
+      <w:r>
+        <w:t>회의 일시: 2026. 10. 23.(금)</w:t>
       </w:r>
     </w:p>
     <w:p>

--- a/서울굿즈_일원화_미팅정리_초안.docx
+++ b/서울굿즈_일원화_미팅정리_초안.docx
@@ -44,7 +44,7 @@
         <w:pStyle w:val="ListBullet"/>
       </w:pPr>
       <w:r>
-        <w:t>기본으로 돌아가 디자인·기획·자원 연계의 시너지를 높이자는 취지 [확인 필요: "128억(12개 사업?)" 수치의 의미]</w:t>
+        <w:t>기본으로 돌아가 디자인·기획·자원 연계의 시너지를 높이자는 취지</w:t>
       </w:r>
     </w:p>
     <w:p>
@@ -102,7 +102,15 @@
         <w:pStyle w:val="ListBullet"/>
       </w:pPr>
       <w:r>
-        <w:t>기존 예산·인력을 조정해 보완할 예정이며, 업무 프로세스가 정착되면 인력을 늘릴 계획 [확인 필요: 발언 주체]</w:t>
+        <w:t>조직·인력·예산 조정에 대해 디자인재단은 동의한 바 없음</w:t>
+      </w:r>
+    </w:p>
+    <w:p>
+      <w:pPr>
+        <w:pStyle w:val="ListBullet"/>
+      </w:pPr>
+      <w:r>
+        <w:t>기존 예산·인력 조정, 프로세스 정착 시 인력 확충 등은 논의 과정에서 언급된 내용으로, 합의 사항이 아님 [확인 필요: 발언 주체]</w:t>
       </w:r>
     </w:p>
     <w:p>

--- a/서울굿즈_일원화_미팅정리_초안.docx
+++ b/서울굿즈_일원화_미팅정리_초안.docx
@@ -102,7 +102,7 @@
         <w:pStyle w:val="ListBullet"/>
       </w:pPr>
       <w:r>
-        <w:t>조직·인력·예산 조정에 대해 디자인재단은 동의한 바 없음</w:t>
+        <w:t>서울시가 조직·인력·예산 조정을 제안했으며, 이에 대해 디자인재단은 동의한 바 없음</w:t>
       </w:r>
     </w:p>
     <w:p>
@@ -110,7 +110,7 @@
         <w:pStyle w:val="ListBullet"/>
       </w:pPr>
       <w:r>
-        <w:t>기존 예산·인력 조정, 프로세스 정착 시 인력 확충 등은 논의 과정에서 언급된 내용으로, 합의 사항이 아님 [확인 필요: 발언 주체]</w:t>
+        <w:t>서울시 제안 내용: 기존 예산·인력 조정, 프로세스 정착 시 인력 확충 [확인 필요: 구체 내용]</w:t>
       </w:r>
     </w:p>
     <w:p>
